--- a/Doc/Harness_Tester_Operation_Document_v1.2_corrected.docx
+++ b/Doc/Harness_Tester_Operation_Document_v1.2_corrected.docx
@@ -115,7 +115,7 @@
                 <w:sz w:val="22"/>
                 <w:szCs w:val="22"/>
               </w:rPr>
-              <w:t xml:space="preserve">1.1</w:t>
+              <w:t>1.3</w:t>
             </w:r>
           </w:p>
         </w:tc>
@@ -214,12 +214,65 @@
                 <w:sz w:val="22"/>
                 <w:szCs w:val="22"/>
               </w:rPr>
-              <w:t xml:space="preserve">Matrix updated to 256 lines; HV safety procedure and insulation voltage interpretation corrected</w:t>
+              <w:t>Matrix updated to 256 lines; HV safety procedure and insulation voltage interpretation corrected. v1.3 firmware-engineering review: HV-card line count (64/card, 4 cards for 256) and I2C bank-select, insulation measurement return-path requirement, HV_Sense scaling (x10) correction, insulation band re-derivation, and 3.3 V multiplexer resistance-measurement feasibility all annotated. See the FIRMWARE REVIEW NOTEs in the relevant sections and the Open Decisions block below.</w:t>
             </w:r>
           </w:p>
         </w:tc>
       </w:tr>
     </w:tbl>
+    <w:p>
+      <w:r>
+        <w:rPr>
+          <w:b/>
+          <w:color w:val="B00000"/>
+          <w:highlight w:val="yellow"/>
+        </w:rPr>
+        <w:t>FIRMWARE REVIEW - OPEN HARDWARE DECISIONS (v1.3):</w:t>
+      </w:r>
+      <w:r>
+        <w:t xml:space="preserve"> The following items must be resolved with the hardware team before firmware final release. Each is expanded in its section.</w:t>
+      </w:r>
+    </w:p>
+    <w:p>
+      <w:r>
+        <w:rPr>
+          <w:b w:val="0"/>
+        </w:rPr>
+        <w:t>1. HV_Sense divider R3003 = 50 kOhm as drawn gives ~2.49 V at 500 V, NOT the 0.245 V previously documented. Either accept 2.49 V (values updated in Sec. 3.2) or change R3003 to ~5 kOhm to obtain 0.245 V. Firmware scaling must match the fitted resistor.</w:t>
+      </w:r>
+    </w:p>
+    <w:p>
+      <w:r>
+        <w:rPr>
+          <w:b w:val="0"/>
+        </w:rPr>
+        <w:t>2. Insulation test needs a closed low-side return (HV_RET) relay to form the measurement loop; confirm the return scheme (all LS relays vs a dedicated return). See Sec. 4.0 / 4.1.</w:t>
+      </w:r>
+    </w:p>
+    <w:p>
+      <w:r>
+        <w:rPr>
+          <w:b w:val="0"/>
+        </w:rPr>
+        <w:t>3. Resistance test at 10 mA is not feasible through the +3V3 CD4067 muxes (on-resistance too high, exceeds 3.3 V compliance). Choose the reduced test current (&lt;=1 mA) and the mux on-resistance calibration method. See Sec. 7.</w:t>
+      </w:r>
+    </w:p>
+    <w:p>
+      <w:r>
+        <w:rPr>
+          <w:b w:val="0"/>
+        </w:rPr>
+        <w:t>4. HV insulation covers 64 HS + 64 LS lines PER card; a full 256-line harness needs 4 HV cards sharing I2C addresses 0x20-0x27, selected one at a time by ISO_HV_CARD_EN1..EN4. Confirm the card-count fitted and add bank-select to the init sequence (Sec. 1.1 / 1.2 / 4.0).</w:t>
+      </w:r>
+    </w:p>
+    <w:p>
+      <w:r>
+        <w:rPr>
+          <w:b w:val="0"/>
+        </w:rPr>
+        <w:t>5. Continuity/Resistance "connected" ADC levels (Sec. 6, ~1.5 V) depend on mux on-resistance and the LO_COM return termination; calibrate thresholds at bring-up rather than hard-coding. See Sec. 6.</w:t>
+      </w:r>
+    </w:p>
     <w:p>
       <w:pPr>
         <w:spacing w:after="60" w:before="60"/>
@@ -512,6 +565,19 @@
       </w:tr>
     </w:tbl>
     <w:p>
+      <w:r>
+        <w:rPr>
+          <w:b/>
+          <w:color w:val="B00000"/>
+          <w:highlight w:val="yellow"/>
+        </w:rPr>
+        <w:t>FIRMWARE REVIEW NOTE (v1.3):</w:t>
+      </w:r>
+      <w:r>
+        <w:t xml:space="preserve"> HV Card capacity. "Reed Relays x128, MCP23017 x8" describes ONE HV card = 64 High-Side + 64 Low-Side reed relays (128 coils driven by 8x MCP23017 at I2C addresses 0x20-0x27). A single HV card can insulation-test only 64 HS lines, not 256. Full 256-line HV coverage requires FOUR identical HV cards, each selected in turn by its ISO_HV_CARD_ENx line (EN1-EN4). The Matrix card is genuinely 256x256; the HV insulation subsystem is 64 lines per card.</w:t>
+      </w:r>
+    </w:p>
+    <w:p>
       <w:pPr>
         <w:spacing w:after="60" w:before="60"/>
       </w:pPr>
@@ -870,6 +936,19 @@
       </w:tr>
     </w:tbl>
     <w:p>
+      <w:r>
+        <w:rPr>
+          <w:b/>
+          <w:color w:val="B00000"/>
+          <w:highlight w:val="yellow"/>
+        </w:rPr>
+        <w:t>FIRMWARE REVIEW NOTE (v1.3):</w:t>
+      </w:r>
+      <w:r>
+        <w:t xml:space="preserve"> HV-card I2C addressing / 4-card banking. Every HV card uses the SAME MCP23017 addresses 0x20-0x27. When more than one HV card is fitted (needed for &gt;64 HS lines) the cards share I2C2 and are distinguished by the per-card isolator-enable lines ISO_HV_CARD_EN1..EN4 driven from the Control Card: enable exactly ONE card’s I2C isolator at a time, drive/scan its 0x20-0x27, then move to the next. The single-card init in Sec. 2.2 covers only card 1; firmware must add this bank-select loop. (Per HV_Card schematic sheet 1 note.)</w:t>
+      </w:r>
+    </w:p>
+    <w:p>
       <w:pPr>
         <w:spacing w:after="60" w:before="60"/>
       </w:pPr>
@@ -967,7 +1046,7 @@
           <w:sz w:val="20"/>
           <w:szCs w:val="20"/>
         </w:rPr>
-        <w:t>At the 10 MΩ insulation go/no-go limit the leakage develops ≈ 0.045 V across R3004 (1 kΩ) at the HV_RET node. Good insulation (&gt; 10 MΩ) reads below 0.045 V; a low-impedance/short reads well above. (HV_Sense, the separate rail-monitor node, reads ≈ 0.245 V at 500 V — see §3.2.)</w:t>
+        <w:t>At the 10 MΩ insulation go/no-go limit the leakage develops ≈ 0.045 V across R3004 (1 kΩ) at the HV_RET node. Good insulation (&gt; 10 MΩ) reads below 0.045 V; a low-impedance/short reads well above. (HV_Sense, the separate rail-monitor node, reads ≈ 2.49 V at 500 V — see §3.2.)</w:t>
       </w:r>
     </w:p>
     <w:p>
@@ -981,7 +1060,7 @@
           <w:sz w:val="22"/>
           <w:szCs w:val="22"/>
         </w:rPr>
-        <w:t xml:space="preserve">This 0.049 V is the maximum ADC reading when the full 500 V is applied and the wire is directly connected (worst-case load). Good wire insulation means the insulation impedance is very high (≥ 10 MΩ), so virtually no current flows and the voltage across the 1 kΩ bottom resistor drops to near zero.</w:t>
+        <w:t>At a dead short (zero insulation impedance) the reading is 500 V × 1 kΩ / (1 MΩ + 1 kΩ) ≈ 0.50 V — this, not 0.049 V, is the true worst-case maximum (the earlier 0.049 V figure was a ×10 error; only the 0.045 V = 10 MΩ go/no-go point was correct). Good wire insulation means the insulation impedance is very high (≥ 10 MΩ), so virtually no current flows and the voltage across the 1 kΩ bottom resistor drops to near zero.</w:t>
       </w:r>
     </w:p>
     <w:p>
@@ -1091,7 +1170,7 @@
                 <w:sz w:val="20"/>
                 <w:szCs w:val="20"/>
               </w:rPr>
-              <w:t xml:space="preserve">&lt; 0.005 V</w:t>
+              <w:t>&lt; 0.005 V</w:t>
             </w:r>
           </w:p>
         </w:tc>
@@ -1108,7 +1187,7 @@
                 <w:sz w:val="20"/>
                 <w:szCs w:val="20"/>
               </w:rPr>
-              <w:t xml:space="preserve">&gt;&gt; 10 MΩ</w:t>
+              <w:t>&gt; ~100 MΩ</w:t>
             </w:r>
           </w:p>
         </w:tc>
@@ -1125,7 +1204,7 @@
                 <w:sz w:val="20"/>
                 <w:szCs w:val="20"/>
               </w:rPr>
-              <w:t xml:space="preserve">PASS — Excellent insulation, negligible leakage</w:t>
+              <w:t>PASS — Excellent insulation, negligible leakage</w:t>
             </w:r>
           </w:p>
         </w:tc>
@@ -1145,7 +1224,7 @@
                 <w:sz w:val="20"/>
                 <w:szCs w:val="20"/>
               </w:rPr>
-              <w:t xml:space="preserve">0.005 – 0.020 V</w:t>
+              <w:t>0.005 – 0.045 V</w:t>
             </w:r>
           </w:p>
         </w:tc>
@@ -1162,7 +1241,7 @@
                 <w:sz w:val="20"/>
                 <w:szCs w:val="20"/>
               </w:rPr>
-              <w:t xml:space="preserve">2.5 MΩ – 10 MΩ</w:t>
+              <w:t>10 – 100 MΩ</w:t>
             </w:r>
           </w:p>
         </w:tc>
@@ -1179,7 +1258,7 @@
                 <w:sz w:val="20"/>
                 <w:szCs w:val="20"/>
               </w:rPr>
-              <w:t xml:space="preserve">CAUTION — Minor leakage, insulation degrading</w:t>
+              <w:t>PASS — 0.045 V = 10 MΩ go/no-go limit</w:t>
             </w:r>
           </w:p>
         </w:tc>
@@ -1199,7 +1278,7 @@
                 <w:sz w:val="20"/>
                 <w:szCs w:val="20"/>
               </w:rPr>
-              <w:t xml:space="preserve">0.020 – 0.045 V</w:t>
+              <w:t>0.045 – 0.10 V</w:t>
             </w:r>
           </w:p>
         </w:tc>
@@ -1216,7 +1295,7 @@
                 <w:sz w:val="20"/>
                 <w:szCs w:val="20"/>
               </w:rPr>
-              <w:t xml:space="preserve">100 kΩ – 2.5 MΩ</w:t>
+              <w:t>~4 – 10 MΩ</w:t>
             </w:r>
           </w:p>
         </w:tc>
@@ -1233,7 +1312,7 @@
                 <w:sz w:val="20"/>
                 <w:szCs w:val="20"/>
               </w:rPr>
-              <w:t xml:space="preserve">WARNING — Significant insulation leakage</w:t>
+              <w:t>FAIL — Degraded / marginal insulation</w:t>
             </w:r>
           </w:p>
         </w:tc>
@@ -1253,7 +1332,7 @@
                 <w:sz w:val="20"/>
                 <w:szCs w:val="20"/>
               </w:rPr>
-              <w:t xml:space="preserve">≈ 0.049 V (max)</w:t>
+              <w:t>0.10 – 0.25 V</w:t>
             </w:r>
           </w:p>
         </w:tc>
@@ -1270,7 +1349,7 @@
                 <w:sz w:val="20"/>
                 <w:szCs w:val="20"/>
               </w:rPr>
-              <w:t xml:space="preserve">≤ 1 kΩ (near-short)</w:t>
+              <w:t>~1 – 4 MΩ</w:t>
             </w:r>
           </w:p>
         </w:tc>
@@ -1287,7 +1366,7 @@
                 <w:sz w:val="20"/>
                 <w:szCs w:val="20"/>
               </w:rPr>
-              <w:t xml:space="preserve">FAULT — Direct connection or very low impedance</w:t>
+              <w:t>FAIL — Significant leakage</w:t>
             </w:r>
           </w:p>
         </w:tc>
@@ -1307,7 +1386,7 @@
                 <w:sz w:val="20"/>
                 <w:szCs w:val="20"/>
               </w:rPr>
-              <w:t xml:space="preserve">&lt; expected baseline</w:t>
+              <w:t>0.25 – ~0.50 V</w:t>
             </w:r>
           </w:p>
         </w:tc>
@@ -1324,7 +1403,7 @@
                 <w:sz w:val="20"/>
                 <w:szCs w:val="20"/>
               </w:rPr>
-              <w:t xml:space="preserve">N/A</w:t>
+              <w:t>&lt; 1 MΩ → near short</w:t>
             </w:r>
           </w:p>
         </w:tc>
@@ -1341,12 +1420,25 @@
                 <w:sz w:val="20"/>
                 <w:szCs w:val="20"/>
               </w:rPr>
-              <w:t xml:space="preserve">Lower voltage = better insulation (counterintuitive)</w:t>
+              <w:t>FAIL — Severe leakage / direct connection</w:t>
             </w:r>
           </w:p>
         </w:tc>
       </w:tr>
     </w:tbl>
+    <w:p>
+      <w:r>
+        <w:rPr>
+          <w:b/>
+          <w:color w:val="B00000"/>
+          <w:highlight w:val="yellow"/>
+        </w:rPr>
+        <w:t>FIRMWARE REVIEW NOTE (v1.3):</w:t>
+      </w:r>
+      <w:r>
+        <w:t xml:space="preserve"> Bands re-derived from the actual divider V_R3004 = 500 V × 1 kΩ / (1 MΩ + R_ins + 1 kΩ). Estimate insulation resistance from the reading as R_ins ≈ 500000 / V_ADC − 1.001 MΩ. The single go/no-go stays at 0.045 V (=10 MΩ): below = PASS, at/above = FAIL. The full 0–0.50 V span (not 0–0.049 V) is available on the HV-card AD7476 (Vref = 5 V).</w:t>
+      </w:r>
+    </w:p>
     <w:p>
       <w:pPr>
         <w:spacing w:after="60" w:before="60"/>
@@ -1368,7 +1460,7 @@
           <w:sz w:val="20"/>
           <w:szCs w:val="20"/>
         </w:rPr>
-        <w:t>⚠  NOTE: Key principle: In this insulation test circuit a LOWER ADC voltage means BETTER insulation. GO/NO-GO: V_HV_RET &lt; 0.045 V =&gt; PASS (&gt;10 MΩ); &gt;= 0.045 V =&gt; FAIL (&lt;=10 MΩ). The graded bands are informational only. The ADC reading rises toward 0.049 V as insulation resistance falls. A reading at or near 0.049 V indicates a direct connection or insulation breakdown.</w:t>
+        <w:t>⚠  NOTE: Key principle: In this insulation test circuit a LOWER ADC voltage means BETTER insulation. GO/NO-GO: V_HV_RET &lt; 0.045 V =&gt; PASS (&gt;10 MΩ); &gt;= 0.045 V =&gt; FAIL (&lt;=10 MΩ). The graded bands are informational only. The ADC reading rises toward ~0.50 V as insulation resistance falls. A reading approaching ~0.50 V indicates a direct connection or insulation breakdown.</w:t>
       </w:r>
     </w:p>
     <w:p>
@@ -3030,7 +3122,7 @@
           <w:sz w:val="22"/>
           <w:szCs w:val="22"/>
         </w:rPr>
-        <w:t>Step 3.2.5: At each step, read the HV_Sense rail-monitor ADC (isolated SPI2). The divider gives V_HV_Sense ≈ 0.00049 × V_HV (≈ 0.245 V at 500 V):</w:t>
+        <w:t>Step 3.2.5: At each step, read the HV_Sense rail-monitor ADC (isolated SPI2). The divider gives V_HV_Sense ≈ 0.004975 × V_HV (≈ 2.49 V at 500 V):</w:t>
       </w:r>
       <w:r>
         <w:rPr>
@@ -3144,7 +3236,7 @@
                 <w:sz w:val="20"/>
                 <w:szCs w:val="20"/>
               </w:rPr>
-              <w:t>~0.025 V</w:t>
+              <w:t>~0.249 V</w:t>
             </w:r>
           </w:p>
         </w:tc>
@@ -3161,7 +3253,7 @@
                 <w:sz w:val="20"/>
                 <w:szCs w:val="20"/>
               </w:rPr>
-              <w:t xml:space="preserve">± 0.002 V</w:t>
+              <w:t>± 0.02 V</w:t>
             </w:r>
           </w:p>
         </w:tc>
@@ -3198,7 +3290,7 @@
                 <w:sz w:val="20"/>
                 <w:szCs w:val="20"/>
               </w:rPr>
-              <w:t>~0.049 V</w:t>
+              <w:t>~0.498 V</w:t>
             </w:r>
           </w:p>
         </w:tc>
@@ -3215,7 +3307,7 @@
                 <w:sz w:val="20"/>
                 <w:szCs w:val="20"/>
               </w:rPr>
-              <w:t xml:space="preserve">± 0.002 V</w:t>
+              <w:t>± 0.02 V</w:t>
             </w:r>
           </w:p>
         </w:tc>
@@ -3252,7 +3344,7 @@
                 <w:sz w:val="20"/>
                 <w:szCs w:val="20"/>
               </w:rPr>
-              <w:t>~0.098 V</w:t>
+              <w:t>~0.995 V</w:t>
             </w:r>
           </w:p>
         </w:tc>
@@ -3269,7 +3361,7 @@
                 <w:sz w:val="20"/>
                 <w:szCs w:val="20"/>
               </w:rPr>
-              <w:t xml:space="preserve">± 0.003 V</w:t>
+              <w:t>± 0.03 V</w:t>
             </w:r>
           </w:p>
         </w:tc>
@@ -3306,7 +3398,7 @@
                 <w:sz w:val="20"/>
                 <w:szCs w:val="20"/>
               </w:rPr>
-              <w:t>~0.172 V</w:t>
+              <w:t>~1.74 V</w:t>
             </w:r>
           </w:p>
         </w:tc>
@@ -3323,7 +3415,7 @@
                 <w:sz w:val="20"/>
                 <w:szCs w:val="20"/>
               </w:rPr>
-              <w:t xml:space="preserve">± 0.004 V</w:t>
+              <w:t>± 0.04 V</w:t>
             </w:r>
           </w:p>
         </w:tc>
@@ -3360,7 +3452,7 @@
                 <w:sz w:val="20"/>
                 <w:szCs w:val="20"/>
               </w:rPr>
-              <w:t>~0.245 V</w:t>
+              <w:t>~2.49 V</w:t>
             </w:r>
           </w:p>
         </w:tc>
@@ -3377,12 +3469,25 @@
                 <w:sz w:val="20"/>
                 <w:szCs w:val="20"/>
               </w:rPr>
-              <w:t xml:space="preserve">± 0.005 V</w:t>
+              <w:t>± 0.05 V</w:t>
             </w:r>
           </w:p>
         </w:tc>
       </w:tr>
     </w:tbl>
+    <w:p>
+      <w:r>
+        <w:rPr>
+          <w:b/>
+          <w:color w:val="B00000"/>
+          <w:highlight w:val="yellow"/>
+        </w:rPr>
+        <w:t>FIRMWARE REVIEW NOTE (v1.3):</w:t>
+      </w:r>
+      <w:r>
+        <w:t xml:space="preserve"> HV_Sense rail-monitor scaling corrected. With R3001 = 10 MΩ and R3003 = 50 kΩ as drawn, V_HV_Sense = HV × 50 kΩ / (10 MΩ + 50 kΩ) = HV × 0.004975 ≈ 2.49 V at 500 V — about 10× higher than the 0.245 V in earlier revisions (and than the "0.00049" note on the schematic, which corresponds to R3003 ≈ 5 kΩ). DECISION REQUIRED: keep R3003 = 50 kΩ and use the ~2.49 V values above, OR fit R3003 ≈ 5 kΩ to obtain ~0.245 V. 2.49 V is well within the 5 V ADC reference either way.</w:t>
+      </w:r>
+    </w:p>
     <w:p>
       <w:pPr>
         <w:spacing w:after="60" w:before="60"/>
@@ -3404,7 +3509,7 @@
           <w:sz w:val="20"/>
           <w:szCs w:val="20"/>
         </w:rPr>
-        <w:t>⚠  NOTE: ADC values at the HV monitoring point are small (~0.245 V at 500 V) due to the large series resistance chain. The 12-bit ADC (AD7476 on the HV card, Vref = 5.0 V (+5V_ISO)) has an LSB of ~1.22 mV, giving adequate resolution. If readings are out of tolerance at any step: write DAC = 0x0000 immediately, log "HV ramp fault at step X", HALT.</w:t>
+        <w:t>⚠  NOTE: ADC values at the HV monitoring point are small (~2.49 V at 500 V) due to the large series resistance chain. The 12-bit ADC (AD7476 on the HV card, Vref = 5.0 V (+5V_ISO)) has an LSB of ~1.22 mV, giving adequate resolution. If readings are out of tolerance at any step: write DAC = 0x0000 immediately, log "HV ramp fault at step X", HALT.</w:t>
       </w:r>
     </w:p>
     <w:p>
@@ -3431,7 +3536,7 @@
           <w:sz w:val="22"/>
           <w:szCs w:val="22"/>
         </w:rPr>
-        <w:t>At full 500 V target: confirm ADC steady-state reading is ~0.245 V ± 0.010 V.</w:t>
+        <w:t>At full 500 V target: confirm ADC steady-state reading is ~2.49 V ± 0.05 V.</w:t>
       </w:r>
     </w:p>
     <w:p>
@@ -3711,7 +3816,7 @@
                 <w:sz w:val="20"/>
                 <w:szCs w:val="20"/>
               </w:rPr>
-              <w:t>ADC at 500 V reads ~0.245 V ± 0.010 V</w:t>
+              <w:t>ADC at 500 V reads ~2.49 V ± 0.05 V</w:t>
             </w:r>
           </w:p>
         </w:tc>
@@ -3779,7 +3884,33 @@
           <w:sz w:val="22"/>
           <w:szCs w:val="22"/>
         </w:rPr>
-        <w:t xml:space="preserve">With 500 V established, the insulation integrity of the harness is tested wire by wire. Each High Side line is energized through the HV reed relay (via the 1 MΩ series resistor chain) while all other reed relays remain OFF. The ADC monitors the voltage across the 1 kΩ bottom resistor. A near-zero reading confirms good insulation. A rising voltage toward 0.049 V indicates current leakage and thus insulation degradation or failure.</w:t>
+        <w:t>With 500 V established, the insulation integrity of the harness is tested wire by wire. Each High Side line is energized through the HV reed relay (via the 1 MΩ series resistor chain) while the low-side return path is closed (see Sec. 4.0 REVIEW NOTE) and all other high-side reed relays remain OFF. The ADC monitors the voltage across the 1 kΩ bottom resistor. A near-zero reading confirms good insulation. A rising voltage toward ~0.50 V indicates current leakage and thus insulation degradation or failure.</w:t>
+      </w:r>
+    </w:p>
+    <w:p>
+      <w:r>
+        <w:rPr>
+          <w:b/>
+          <w:color w:val="B00000"/>
+          <w:highlight w:val="yellow"/>
+        </w:rPr>
+        <w:t>FIRMWARE REVIEW NOTE (v1.3):</w:t>
+      </w:r>
+      <w:r>
+        <w:t xml:space="preserve"> Measurement loop / return path. The insulation reading is the voltage across R3004 (1 kΩ) at the HV_RET node. Current can only flow if the loop is closed: +500 V → R3002 (1 MΩ) → HS reed relay → HS wire → [insulation] → LS wire → LS reed relay → HV_RET → R3004 (1 kΩ) → GND. With ALL low-side relays open (as the earlier step sequence implied) HV_RET is disconnected from the harness and the ADC reads ~0 regardless of insulation state. The procedure below therefore closes the low-side return before stepping the high-side relays. Confirm the intended return scheme (energize all LS relays to test each HS line against the whole low-side bundle, or a single dedicated return relay).</w:t>
+      </w:r>
+    </w:p>
+    <w:p>
+      <w:r>
+        <w:rPr>
+          <w:b/>
+          <w:color w:val="B00000"/>
+          <w:highlight w:val="yellow"/>
+        </w:rPr>
+        <w:t>FIRMWARE REVIEW NOTE (v1.3):</w:t>
+      </w:r>
+      <w:r>
+        <w:t xml:space="preserve"> Line count. One HV card tests 64 HS lines (not 256). Run the per-line loop for n = 1..64 on this card, then repeat for each additional HV card via its ISO_HV_CARD_ENx bank-select (see Sec. 1.1/1.2).</w:t>
       </w:r>
     </w:p>
     <w:p>
@@ -3861,7 +3992,7 @@
           <w:sz w:val="22"/>
           <w:szCs w:val="22"/>
         </w:rPr>
-        <w:t>Confirm HV ADC channel reads ~0.245 V ± 0.010 V (500 V present, no load current).</w:t>
+        <w:t>Confirm HV ADC channel reads ~2.49 V ± 0.05 V (500 V present, no load current).</w:t>
       </w:r>
     </w:p>
     <w:p>
@@ -3887,6 +4018,14 @@
       </w:r>
     </w:p>
     <w:p>
+      <w:r>
+        <w:rPr>
+          <w:b w:val="0"/>
+        </w:rPr>
+        <w:t>Step 4.1.4: Close the low-side return. Energize the required Low-Side reed relay(s) so HV_RET is connected to the harness return conductor(s). Without this, no leakage-measurement loop exists and every HS line will read ~0 V (false PASS).</w:t>
+      </w:r>
+    </w:p>
+    <w:p>
       <w:pPr>
         <w:spacing w:after="60" w:before="60"/>
       </w:pPr>
@@ -3919,7 +4058,7 @@
           <w:sz w:val="22"/>
           <w:szCs w:val="22"/>
         </w:rPr>
-        <w:t xml:space="preserve">Load the harness under test. Identify all 256 High Side lines to be tested.</w:t>
+        <w:t>Load the harness under test. Identify all High Side lines on this HV card (up to 64; repeat the whole procedure per HV card for a full 256-line harness).</w:t>
       </w:r>
     </w:p>
     <w:p>
@@ -3941,7 +4080,7 @@
           <w:sz w:val="22"/>
           <w:szCs w:val="22"/>
         </w:rPr>
-        <w:t xml:space="preserve">For each High Side line HS[n], n = 1 to 256:</w:t>
+        <w:t>For each High Side line HS[n], n = 1 to 64 (per HV card):</w:t>
       </w:r>
     </w:p>
     <w:p>
@@ -4130,7 +4269,7 @@
                 <w:sz w:val="20"/>
                 <w:szCs w:val="20"/>
               </w:rPr>
-              <w:t xml:space="preserve">&lt; 0.005 V</w:t>
+              <w:t>&lt; 0.005 V</w:t>
             </w:r>
           </w:p>
         </w:tc>
@@ -4147,7 +4286,7 @@
                 <w:sz w:val="20"/>
                 <w:szCs w:val="20"/>
               </w:rPr>
-              <w:t xml:space="preserve">Excellent insulation (&gt;&gt; 10 MΩ)</w:t>
+              <w:t>Excellent (&gt; ~100 MΩ)</w:t>
             </w:r>
           </w:p>
         </w:tc>
@@ -4164,7 +4303,7 @@
                 <w:sz w:val="20"/>
                 <w:szCs w:val="20"/>
               </w:rPr>
-              <w:t xml:space="preserve">PASS — log and continue</w:t>
+              <w:t>PASS — log and continue</w:t>
             </w:r>
           </w:p>
         </w:tc>
@@ -4184,7 +4323,7 @@
                 <w:sz w:val="20"/>
                 <w:szCs w:val="20"/>
               </w:rPr>
-              <w:t xml:space="preserve">0.005 – 0.020 V</w:t>
+              <w:t>0.005 – 0.045 V</w:t>
             </w:r>
           </w:p>
         </w:tc>
@@ -4201,7 +4340,7 @@
                 <w:sz w:val="20"/>
                 <w:szCs w:val="20"/>
               </w:rPr>
-              <w:t xml:space="preserve">Good insulation (2.5 – 10 MΩ)</w:t>
+              <w:t>Good (10 – 100 MΩ)</w:t>
             </w:r>
           </w:p>
         </w:tc>
@@ -4218,7 +4357,7 @@
                 <w:sz w:val="20"/>
                 <w:szCs w:val="20"/>
               </w:rPr>
-              <w:t xml:space="preserve">PASS with caution — log leakage value</w:t>
+              <w:t>PASS — 0.045 V = 10 MΩ limit; log leakage value</w:t>
             </w:r>
           </w:p>
         </w:tc>
@@ -4238,7 +4377,7 @@
                 <w:sz w:val="20"/>
                 <w:szCs w:val="20"/>
               </w:rPr>
-              <w:t xml:space="preserve">0.020 – 0.040 V</w:t>
+              <w:t>0.045 – 0.10 V</w:t>
             </w:r>
           </w:p>
         </w:tc>
@@ -4255,7 +4394,7 @@
                 <w:sz w:val="20"/>
                 <w:szCs w:val="20"/>
               </w:rPr>
-              <w:t xml:space="preserve">Degraded insulation (&lt; 2.5 MΩ)</w:t>
+              <w:t>Degraded (~4 – 10 MΩ)</w:t>
             </w:r>
           </w:p>
         </w:tc>
@@ -4272,7 +4411,7 @@
                 <w:sz w:val="20"/>
                 <w:szCs w:val="20"/>
               </w:rPr>
-              <w:t xml:space="preserve">WARNING — log, flag for re-test, continue</w:t>
+              <w:t>FAIL — log F04, disable relay, continue</w:t>
             </w:r>
           </w:p>
         </w:tc>
@@ -4292,7 +4431,7 @@
                 <w:sz w:val="20"/>
                 <w:szCs w:val="20"/>
               </w:rPr>
-              <w:t xml:space="preserve">0.040 – 0.049 V</w:t>
+              <w:t>0.10 – 0.25 V</w:t>
             </w:r>
           </w:p>
         </w:tc>
@@ -4309,7 +4448,7 @@
                 <w:sz w:val="20"/>
                 <w:szCs w:val="20"/>
               </w:rPr>
-              <w:t xml:space="preserve">Severe leakage (&lt; 100 kΩ)</w:t>
+              <w:t>Significant leak (~1 – 4 MΩ)</w:t>
             </w:r>
           </w:p>
         </w:tc>
@@ -4326,7 +4465,7 @@
                 <w:sz w:val="20"/>
                 <w:szCs w:val="20"/>
               </w:rPr>
-              <w:t xml:space="preserve">FAIL — log F04, disable relay, continue testing remaining lines</w:t>
+              <w:t>FAIL — log F04, disable relay, continue</w:t>
             </w:r>
           </w:p>
         </w:tc>
@@ -4346,7 +4485,7 @@
                 <w:sz w:val="20"/>
                 <w:szCs w:val="20"/>
               </w:rPr>
-              <w:t xml:space="preserve">≈ 0.049 V (max)</w:t>
+              <w:t>0.25 – ~0.50 V</w:t>
             </w:r>
           </w:p>
         </w:tc>
@@ -4363,7 +4502,7 @@
                 <w:sz w:val="20"/>
                 <w:szCs w:val="20"/>
               </w:rPr>
-              <w:t xml:space="preserve">Direct short / zero impedance path</w:t>
+              <w:t>Severe / near short (&lt; 1 MΩ)</w:t>
             </w:r>
           </w:p>
         </w:tc>
@@ -4380,7 +4519,7 @@
                 <w:sz w:val="20"/>
                 <w:szCs w:val="20"/>
               </w:rPr>
-              <w:t xml:space="preserve">FAIL — log F04-CRITICAL, disable HV immediately</w:t>
+              <w:t>FAIL — log F04-CRITICAL, disable HV immediately</w:t>
             </w:r>
           </w:p>
         </w:tc>
@@ -4407,7 +4546,7 @@
           <w:sz w:val="20"/>
           <w:szCs w:val="20"/>
         </w:rPr>
-        <w:t>⚠  NOTE: Remember: V_ADC INCREASES as insulation resistance DECREASES. Pass/fail is a single threshold at 0.045 V (= 10 MΩ). The 0.049 V ceiling is the physical maximum when the wire is directly shorted to the return path through only the 1 kΩ bottom resistor. Any reading approaching this value is a serious fault.</w:t>
+        <w:t>⚠  NOTE: Remember: V_ADC INCREASES as insulation resistance DECREASES. Pass/fail is a single threshold at 0.045 V (= 10 MΩ). The physical maximum is ≈ 0.50 V (500 V across R3002 1 MΩ + R3004 1 kΩ) when the wire is directly shorted through the low-side return; the earlier 0.049 V ceiling was a ×10 error. Any reading approaching this value is a serious fault.</w:t>
       </w:r>
     </w:p>
     <w:p>
@@ -4434,7 +4573,7 @@
           <w:sz w:val="22"/>
           <w:szCs w:val="22"/>
         </w:rPr>
-        <w:t xml:space="preserve">After testing all 256 HS lines: confirm all MCP23017 OLAT = 0x00.</w:t>
+        <w:t>After testing all HS lines on this card (up to 64): confirm all MCP23017 OLAT = 0x00.</w:t>
       </w:r>
     </w:p>
     <w:p>
@@ -4608,7 +4747,7 @@
                 <w:sz w:val="20"/>
                 <w:szCs w:val="20"/>
               </w:rPr>
-              <w:t>HV confirmed at 500 V (ADC ~0.245 V) before sequential relay activation</w:t>
+              <w:t>HV confirmed at 500 V (ADC ~2.49 V) before sequential relay activation</w:t>
             </w:r>
           </w:p>
         </w:tc>
@@ -4704,7 +4843,7 @@
                 <w:sz w:val="20"/>
                 <w:szCs w:val="20"/>
               </w:rPr>
-              <w:t xml:space="preserve">No ADC reading at or near 0.049 V (direct-short level)</w:t>
+              <w:t>No ADC reading at or near ~0.50 V (direct-short level)</w:t>
             </w:r>
           </w:p>
         </w:tc>
@@ -5360,6 +5499,19 @@
           <w:szCs w:val="22"/>
         </w:rPr>
         <w:t xml:space="preserve">The Control Card provides a 3.3 V pull-up on the ADC measurement input (via Opto SPDT in pull-up mode). When a Matrix path is closed — one CD4067 MUX enabled, one channel selected — the HS pin connects to the LS measurement node. If the harness wire is present, current flows and the ADC reads approximately 1.5 V. An open circuit (missing wire) reads 3.3 V.</w:t>
+      </w:r>
+    </w:p>
+    <w:p>
+      <w:r>
+        <w:rPr>
+          <w:b/>
+          <w:color w:val="B00000"/>
+          <w:highlight w:val="yellow"/>
+        </w:rPr>
+        <w:t>FIRMWARE REVIEW NOTE (v1.3):</w:t>
+      </w:r>
+      <w:r>
+        <w:t xml:space="preserve"> The "connected ≈ 1.5 V" level assumes a particular divider ratio between the 10 kΩ pull-up and the closed-path resistance to the low-side return. Because the CD4067 muxes are powered from +3V3 and have a large on-resistance at that rail (~0.5–1 kΩ each, two in series) and the LO_COM return termination sets the low leg, the actual connected voltage depends strongly on those and will generally differ from 1.5 V. Firmware should CALIBRATE the connected/open thresholds against a known-good loopback at bring-up rather than hard-coding 1.5 V. Detection (connected vs open) is robust; the absolute value is not.</w:t>
       </w:r>
     </w:p>
     <w:p>
@@ -6228,6 +6380,19 @@
       </w:r>
     </w:p>
     <w:p>
+      <w:r>
+        <w:rPr>
+          <w:b/>
+          <w:color w:val="B00000"/>
+          <w:highlight w:val="yellow"/>
+        </w:rPr>
+        <w:t>FIRMWARE REVIEW NOTE (v1.3) — FEASIBILITY:</w:t>
+      </w:r>
+      <w:r>
+        <w:t xml:space="preserve"> 10 mA through the +3V3 muxes is NOT achievable as drawn. The current path DAC I_OUT → HI_COM → HI mux → HS wire → LS wire → LO mux → LO_COM traverses TWO CD4067 analog switches powered from +3V3. A CD4067 cannot pass a node voltage outside its 0–3.3 V rails, and its on-resistance at 3.3 V is large (~0.5–1 kΩ each, ~1–2 kΩ for the pair). At 10 mA the mux pair alone would demand 10–20 V — far beyond 3.3 V — so the node clamps and the reading saturates. REQUIRED CHANGES (hardware/firmware decision): (a) reduce the test current to &lt;=1 mA (0.5 mA suggested) so the total path drop stays within ~3.3 V compliance; AND (b) characterise and subtract the two-mux on-resistance — measure it with a known 0 Ω loopback, store as R_offset, then R_wire = V_drop / I − R_offset. The Sec. 7.1 calibration (100 Ω → 1.000 V at 10 mA) ignores the ~1–2 kΩ mux R_on and will not hold. Confirm final current and calibration method before enabling resistance mode.</w:t>
+      </w:r>
+    </w:p>
+    <w:p>
       <w:pPr>
         <w:spacing w:after="60" w:before="60"/>
       </w:pPr>
@@ -6337,7 +6502,7 @@
                 <w:sz w:val="20"/>
                 <w:szCs w:val="20"/>
               </w:rPr>
-              <w:t xml:space="preserve">10 mA</w:t>
+              <w:t>10 mA — REVISE to &lt;=1 mA (see Sec. 7 note)</w:t>
             </w:r>
           </w:p>
         </w:tc>
@@ -6570,7 +6735,7 @@
                 <w:sz w:val="20"/>
                 <w:szCs w:val="20"/>
               </w:rPr>
-              <w:t xml:space="preserve">Expected V_drop = 1.000 V at 10 mA</w:t>
+              <w:t>Expected V_drop = I × 100 Ω; note this excludes the CD4067 on-resistance (see Sec. 7 note)</w:t>
             </w:r>
           </w:p>
         </w:tc>
@@ -7379,7 +7544,7 @@
                 <w:sz w:val="20"/>
                 <w:szCs w:val="20"/>
               </w:rPr>
-              <w:t>HV RAMP — DAC8830 = 0x0000, enable CA05P-5. Increment DAC in 10% steps to 500 V. At each step verify ADC ~0.245 V ± 0.010 V.</w:t>
+              <w:t>HV RAMP — DAC8830 = 0x0000, enable CA05P-5. Increment DAC in 10% steps to 500 V. At each step verify ADC ~2.49 V ± 0.05 V.</w:t>
             </w:r>
           </w:p>
         </w:tc>
@@ -7413,7 +7578,7 @@
                 <w:sz w:val="20"/>
                 <w:szCs w:val="20"/>
               </w:rPr>
-              <w:t xml:space="preserve">HV INSULATION TEST — All MCP23017 OLAT = 0x00 confirmed. For each of 256 HS lines: activate one reed relay, wait 50 ms, read ADC. Rising V_ADC toward 0.049 V = fault. Disable relay. Repeat. Ramp HV to 0 V after all lines tested.</w:t>
+              <w:t>HV INSULATION TEST — All MCP23017 OLAT = 0x00 confirmed. For each HS line (up to 64 per HV card): activate one reed relay, wait 50 ms, read ADC. Rising V_ADC toward ~0.50 V = fault. Disable relay. Repeat. Ramp HV to 0 V after all lines tested.</w:t>
             </w:r>
           </w:p>
         </w:tc>
@@ -7914,7 +8079,7 @@
                 <w:sz w:val="20"/>
                 <w:szCs w:val="20"/>
               </w:rPr>
-              <w:t xml:space="preserve">Insulation fault — V_ADC rising toward 0.049 V on non-contact HS line</w:t>
+              <w:t>Insulation fault — V_ADC above the 0.045 V (10 MΩ) go/no-go threshold, rising toward the ~0.50 V short level</w:t>
             </w:r>
           </w:p>
         </w:tc>
@@ -7951,7 +8116,7 @@
                 <w:sz w:val="20"/>
                 <w:szCs w:val="20"/>
               </w:rPr>
-              <w:t xml:space="preserve">F04-CRIT</w:t>
+              <w:t>F04-CRIT</w:t>
             </w:r>
           </w:p>
         </w:tc>
@@ -7968,7 +8133,7 @@
                 <w:sz w:val="20"/>
                 <w:szCs w:val="20"/>
               </w:rPr>
-              <w:t xml:space="preserve">V_ADC = 0.049 V (direct short detected)</w:t>
+              <w:t>V_ADC ≈ 0.50 V (direct short detected)</w:t>
             </w:r>
           </w:p>
         </w:tc>
